--- a/examples/datasets/doc/04-eunite-temp.docx
+++ b/examples/datasets/doc/04-eunite-temp.docx
@@ -833,7 +833,7 @@
               <a:graphicData uri="http://schemas.openxmlformats.org/drawingml/2006/picture">
                 <pic:pic>
                   <pic:nvPicPr>
-                    <pic:cNvPr descr="/home/gpca/tspredit/examples/datasets/doc/04-eunite-temp_files/4b9381db0556a980be5118ef288abca703405ae5.png" id="13" name="Picture"/>
+                    <pic:cNvPr descr="C:\Git\cefet-rj-dal\tspredit\examples\datasets\doc\04-eunite-temp_files/55866297bbb3c79111e4e2d1e018e676473d055b.png" id="13" name="Picture"/>
                     <pic:cNvPicPr>
                       <a:picLocks noChangeArrowheads="1" noChangeAspect="1"/>
                     </pic:cNvPicPr>

--- a/examples/datasets/doc/04-eunite-temp.docx
+++ b/examples/datasets/doc/04-eunite-temp.docx
@@ -833,7 +833,7 @@
               <a:graphicData uri="http://schemas.openxmlformats.org/drawingml/2006/picture">
                 <pic:pic>
                   <pic:nvPicPr>
-                    <pic:cNvPr descr="C:\Git\cefet-rj-dal\tspredit\examples\datasets\doc\04-eunite-temp_files/55866297bbb3c79111e4e2d1e018e676473d055b.png" id="13" name="Picture"/>
+                    <pic:cNvPr descr="C:\Git\dal\tspredit\examples\datasets\doc\04-eunite-temp_files/55866297bbb3c79111e4e2d1e018e676473d055b.png" id="13" name="Picture"/>
                     <pic:cNvPicPr>
                       <a:picLocks noChangeArrowheads="1" noChangeAspect="1"/>
                     </pic:cNvPicPr>

--- a/examples/datasets/doc/04-eunite-temp.docx
+++ b/examples/datasets/doc/04-eunite-temp.docx
@@ -833,7 +833,7 @@
               <a:graphicData uri="http://schemas.openxmlformats.org/drawingml/2006/picture">
                 <pic:pic>
                   <pic:nvPicPr>
-                    <pic:cNvPr descr="C:\Git\dal\tspredit\examples\datasets\doc\04-eunite-temp_files/55866297bbb3c79111e4e2d1e018e676473d055b.png" id="13" name="Picture"/>
+                    <pic:cNvPr descr="/home/gpca/tspredit/examples/datasets/doc/04-eunite-temp_files/4b9381db0556a980be5118ef288abca703405ae5.png" id="13" name="Picture"/>
                     <pic:cNvPicPr>
                       <a:picLocks noChangeArrowheads="1" noChangeAspect="1"/>
                     </pic:cNvPicPr>
